--- a/Project1/ds/linear/LinkedList_Stack_Notes.docx
+++ b/Project1/ds/linear/LinkedList_Stack_Notes.docx
@@ -24,7 +24,7 @@
         <w:jc w:val="center"/>
       </w:pPr>
       <w:r>
-        <w:t xml:space="preserve">游戏开发职业规划 - 数据结构 L2/L3</w:t>
+        <w:t xml:space="preserve">数据结构与算法学习笔记 · L2/L3</w:t>
       </w:r>
     </w:p>
     <w:p>
@@ -639,8 +639,9 @@
           </w:tcPr>
           <w:p>
             <w:r>
-              <w:t xml:space="preserve">push:data[++top]
-pop:n=data[top--]</w:t>
+              <w:t xml:space="preserve">push:data[++top]</w:t>
+              <w:br/>
+              <w:t xml:space="preserve">pop:n=data[top--]</w:t>
             </w:r>
           </w:p>
         </w:tc>
@@ -706,8 +707,9 @@
           </w:tcPr>
           <w:p>
             <w:r>
-              <w:t xml:space="preserve">push:头插法
-pop:head-&gt;next</w:t>
+              <w:t xml:space="preserve">push:头插法</w:t>
+              <w:br/>
+              <w:t xml:space="preserve">pop:head-&gt;next</w:t>
             </w:r>
           </w:p>
         </w:tc>
